--- a/generation/templates/proposal_combined_template.docx
+++ b/generation/templates/proposal_combined_template.docx
@@ -2,6 +2,7 @@
 <file path=word/document.xml><?xml version="1.0" encoding="utf-8"?>
 <w:document xmlns:wpc="http://schemas.microsoft.com/office/word/2010/wordprocessingCanvas" xmlns:mo="http://schemas.microsoft.com/office/mac/office/2008/main" xmlns:mc="http://schemas.openxmlformats.org/markup-compatibility/2006" xmlns:mv="urn:schemas-microsoft-com:mac:vml" xmlns:o="urn:schemas-microsoft-com:office:office" xmlns:r="http://schemas.openxmlformats.org/officeDocument/2006/relationships" xmlns:m="http://schemas.openxmlformats.org/officeDocument/2006/math" xmlns:v="urn:schemas-microsoft-com:vml" xmlns:wp14="http://schemas.microsoft.com/office/word/2010/wordprocessingDrawing" xmlns:wp="http://schemas.openxmlformats.org/drawingml/2006/wordprocessingDrawing" xmlns:w10="urn:schemas-microsoft-com:office:word" xmlns:w="http://schemas.openxmlformats.org/wordprocessingml/2006/main" xmlns:w14="http://schemas.microsoft.com/office/word/2010/wordml" xmlns:wpg="http://schemas.microsoft.com/office/word/2010/wordprocessingGroup" xmlns:wpi="http://schemas.microsoft.com/office/word/2010/wordprocessingInk" xmlns:wne="http://schemas.microsoft.com/office/word/2006/wordml" xmlns:wps="http://schemas.microsoft.com/office/word/2010/wordprocessingShape" mc:Ignorable="w14 wp14">
   <w:body>
+    <w:p/>
     <w:p>
       <w:pPr>
         <w:jc w:val="center"/>
@@ -9,7 +10,7 @@
       <w:r>
         <w:drawing>
           <wp:inline xmlns:a="http://schemas.openxmlformats.org/drawingml/2006/main" xmlns:pic="http://schemas.openxmlformats.org/drawingml/2006/picture">
-            <wp:extent cx="1800000" cy="387995"/>
+            <wp:extent cx="2880000" cy="2880000"/>
             <wp:docPr id="1" name="Picture 1"/>
             <wp:cNvGraphicFramePr>
               <a:graphicFrameLocks noChangeAspect="1"/>
@@ -18,7 +19,7 @@
               <a:graphicData uri="http://schemas.openxmlformats.org/drawingml/2006/picture">
                 <pic:pic>
                   <pic:nvPicPr>
-                    <pic:cNvPr id="0" name="qci_logo_0.jpeg"/>
+                    <pic:cNvPr id="0" name="sourcesoft_logo.png"/>
                     <pic:cNvPicPr/>
                   </pic:nvPicPr>
                   <pic:blipFill>
@@ -30,7 +31,7 @@
                   <pic:spPr>
                     <a:xfrm>
                       <a:off x="0" y="0"/>
-                      <a:ext cx="1800000" cy="387995"/>
+                      <a:ext cx="2880000" cy="2880000"/>
                     </a:xfrm>
                     <a:prstGeom prst="rect"/>
                   </pic:spPr>
@@ -43,20 +44,616 @@
     </w:p>
     <w:p>
       <w:pPr>
+        <w:spacing w:after="40"/>
+      </w:pPr>
+    </w:p>
+    <w:p>
+      <w:pPr>
         <w:jc w:val="center"/>
       </w:pPr>
       <w:r>
         <w:rPr>
+          <w:rFonts w:ascii="Calibri" w:hAnsi="Calibri"/>
+          <w:b/>
+          <w:color w:val="1F4E78"/>
+          <w:sz w:val="40"/>
+        </w:rPr>
+        <w:t>Source Soft Solutions</w:t>
+      </w:r>
+    </w:p>
+    <w:p>
+      <w:pPr>
+        <w:jc w:val="center"/>
+      </w:pPr>
+      <w:r>
+        <w:rPr>
+          <w:rFonts w:ascii="Calibri" w:hAnsi="Calibri"/>
           <w:i/>
-          <w:sz w:val="18"/>
+          <w:sz w:val="20"/>
         </w:rPr>
-        <w:t>Tower J-200, World Trade Center, Nauroji Nagar, New Delhi – 110029</w:t>
+        <w:t>New Jersey, USA (HQ) · Dubai, UAE · Noida, India</w:t>
       </w:r>
     </w:p>
     <w:p>
       <w:pPr>
         <w:pBdr>
-          <w:bottom w:val="single" w:sz="8" w:space="4" w:color="1B6E75"/>
+          <w:bottom w:val="single" w:sz="8" w:space="4" w:color="1F4E78"/>
+        </w:pBdr>
+      </w:pPr>
+    </w:p>
+    <w:p>
+      <w:pPr>
+        <w:spacing w:after="40"/>
+      </w:pPr>
+    </w:p>
+    <w:p>
+      <w:pPr>
+        <w:jc w:val="center"/>
+      </w:pPr>
+      <w:r>
+        <w:rPr>
+          <w:rFonts w:ascii="Calibri" w:hAnsi="Calibri"/>
+          <w:b/>
+          <w:color w:val="1F4E78"/>
+          <w:sz w:val="40"/>
+        </w:rPr>
+        <w:t>TECHNICAL &amp; FINANCIAL PROPOSAL</w:t>
+      </w:r>
+    </w:p>
+    <w:p>
+      <w:pPr>
+        <w:spacing w:after="40"/>
+      </w:pPr>
+    </w:p>
+    <w:tbl>
+      <w:tblPr>
+        <w:tblStyle w:val="LightGrid-Accent1"/>
+        <w:tblW w:type="auto" w:w="0"/>
+        <w:tblLook w:firstColumn="1" w:firstRow="1" w:lastColumn="0" w:lastRow="0" w:noHBand="0" w:noVBand="1" w:val="04A0"/>
+      </w:tblPr>
+      <w:tblGrid>
+        <w:gridCol w:w="4320"/>
+        <w:gridCol w:w="4320"/>
+      </w:tblGrid>
+      <w:tr>
+        <w:tc>
+          <w:tcPr>
+            <w:tcW w:type="dxa" w:w="4320"/>
+          </w:tcPr>
+          <w:p>
+            <w:pPr>
+              <w:jc w:val="left"/>
+            </w:pPr>
+            <w:r>
+              <w:rPr>
+                <w:rFonts w:ascii="Calibri" w:hAnsi="Calibri"/>
+                <w:b/>
+              </w:rPr>
+              <w:t>Proposal No.</w:t>
+            </w:r>
+          </w:p>
+        </w:tc>
+        <w:tc>
+          <w:tcPr>
+            <w:tcW w:type="dxa" w:w="4320"/>
+          </w:tcPr>
+          <w:p>
+            <w:pPr>
+              <w:jc w:val="left"/>
+            </w:pPr>
+            <w:r>
+              <w:rPr>
+                <w:rFonts w:ascii="Calibri" w:hAnsi="Calibri"/>
+              </w:rPr>
+              <w:t>{{ proposal_no }}</w:t>
+            </w:r>
+          </w:p>
+        </w:tc>
+      </w:tr>
+      <w:tr>
+        <w:tc>
+          <w:tcPr>
+            <w:tcW w:type="dxa" w:w="4320"/>
+          </w:tcPr>
+          <w:p>
+            <w:pPr>
+              <w:jc w:val="left"/>
+            </w:pPr>
+            <w:r>
+              <w:rPr>
+                <w:rFonts w:ascii="Calibri" w:hAnsi="Calibri"/>
+                <w:b/>
+              </w:rPr>
+              <w:t>Date</w:t>
+            </w:r>
+          </w:p>
+        </w:tc>
+        <w:tc>
+          <w:tcPr>
+            <w:tcW w:type="dxa" w:w="4320"/>
+          </w:tcPr>
+          <w:p>
+            <w:pPr>
+              <w:jc w:val="left"/>
+            </w:pPr>
+            <w:r>
+              <w:rPr>
+                <w:rFonts w:ascii="Calibri" w:hAnsi="Calibri"/>
+              </w:rPr>
+              <w:t>{{ proposal_date }}</w:t>
+            </w:r>
+          </w:p>
+        </w:tc>
+      </w:tr>
+      <w:tr>
+        <w:tc>
+          <w:tcPr>
+            <w:tcW w:type="dxa" w:w="4320"/>
+          </w:tcPr>
+          <w:p>
+            <w:pPr>
+              <w:jc w:val="left"/>
+            </w:pPr>
+            <w:r>
+              <w:rPr>
+                <w:rFonts w:ascii="Calibri" w:hAnsi="Calibri"/>
+                <w:b/>
+              </w:rPr>
+              <w:t>Submitted By</w:t>
+            </w:r>
+          </w:p>
+        </w:tc>
+        <w:tc>
+          <w:tcPr>
+            <w:tcW w:type="dxa" w:w="4320"/>
+          </w:tcPr>
+          <w:p>
+            <w:pPr>
+              <w:jc w:val="left"/>
+            </w:pPr>
+            <w:r>
+              <w:rPr>
+                <w:rFonts w:ascii="Calibri" w:hAnsi="Calibri"/>
+              </w:rPr>
+              <w:t>{{ submitted_by }}</w:t>
+            </w:r>
+          </w:p>
+        </w:tc>
+      </w:tr>
+      <w:tr>
+        <w:tc>
+          <w:tcPr>
+            <w:tcW w:type="dxa" w:w="4320"/>
+          </w:tcPr>
+          <w:p>
+            <w:pPr>
+              <w:jc w:val="left"/>
+            </w:pPr>
+            <w:r>
+              <w:rPr>
+                <w:rFonts w:ascii="Calibri" w:hAnsi="Calibri"/>
+                <w:b/>
+              </w:rPr>
+              <w:t>Submitted To</w:t>
+            </w:r>
+          </w:p>
+        </w:tc>
+        <w:tc>
+          <w:tcPr>
+            <w:tcW w:type="dxa" w:w="4320"/>
+          </w:tcPr>
+          <w:p>
+            <w:pPr>
+              <w:jc w:val="left"/>
+            </w:pPr>
+            <w:r>
+              <w:rPr>
+                <w:rFonts w:ascii="Calibri" w:hAnsi="Calibri"/>
+              </w:rPr>
+              <w:t>{{ submitted_to }}</w:t>
+            </w:r>
+          </w:p>
+        </w:tc>
+      </w:tr>
+    </w:tbl>
+    <w:p>
+      <w:pPr>
+        <w:spacing w:after="40"/>
+        <w:sectPr>
+          <w:headerReference w:type="default" r:id="rId9"/>
+          <w:footerReference w:type="default" r:id="rId11"/>
+          <w:type w:val="nextPage"/>
+          <w:pgSz w:w="12240" w:h="15840"/>
+          <w:pgMar w:top="1440" w:right="1800" w:bottom="1440" w:left="1800" w:header="720" w:footer="720" w:gutter="0"/>
+          <w:cols w:space="720"/>
+          <w:docGrid w:linePitch="360"/>
+          <w:pgBorders w:offsetFrom="page">
+            <w:top w:val="single" w:sz="4" w:space="24" w:color="000000"/>
+            <w:left w:val="single" w:sz="4" w:space="24" w:color="000000"/>
+            <w:bottom w:val="single" w:sz="4" w:space="24" w:color="000000"/>
+            <w:right w:val="single" w:sz="4" w:space="24" w:color="000000"/>
+          </w:pgBorders>
+        </w:sectPr>
+      </w:pPr>
+    </w:p>
+    <w:p>
+      <w:pPr>
+        <w:spacing w:before="160" w:after="120"/>
+        <w:shd w:val="clear" w:color="auto" w:fill="1F4E78"/>
+      </w:pPr>
+      <w:r>
+        <w:rPr>
+          <w:rFonts w:ascii="Calibri" w:hAnsi="Calibri"/>
+          <w:b/>
+          <w:color w:val="FFFFFF"/>
+        </w:rPr>
+        <w:t>TABLE OF CONTENTS</w:t>
+      </w:r>
+    </w:p>
+    <w:p/>
+    <w:p>
+      <w:r>
+        <w:fldChar w:fldCharType="begin"/>
+      </w:r>
+      <w:r>
+        <w:instrText xml:space="preserve"> TOC \o "1-3" \h \z \u </w:instrText>
+      </w:r>
+      <w:r>
+        <w:fldChar w:fldCharType="separate"/>
+      </w:r>
+      <w:r>
+        <w:rPr>
+          <w:rFonts w:ascii="Calibri" w:hAnsi="Calibri"/>
+          <w:i/>
+          <w:sz w:val="20"/>
+        </w:rPr>
+        <w:t>[Right-click and select 'Update Field' to populate the Table of Contents]</w:t>
+      </w:r>
+      <w:r>
+        <w:fldChar w:fldCharType="end"/>
+      </w:r>
+    </w:p>
+    <w:p>
+      <w:pPr>
+        <w:sectPr>
+          <w:headerReference w:type="default" r:id="rId9"/>
+          <w:type w:val="nextPage"/>
+          <w:pgSz w:w="12240" w:h="15840"/>
+          <w:pgMar w:top="1440" w:right="1800" w:bottom="1440" w:left="1800" w:header="720" w:footer="720" w:gutter="0"/>
+          <w:cols w:space="720"/>
+          <w:docGrid w:linePitch="360"/>
+          <w:pgBorders w:offsetFrom="page">
+            <w:top w:val="single" w:sz="4" w:space="24" w:color="000000"/>
+            <w:left w:val="single" w:sz="4" w:space="24" w:color="000000"/>
+            <w:bottom w:val="single" w:sz="4" w:space="24" w:color="000000"/>
+            <w:right w:val="single" w:sz="4" w:space="24" w:color="000000"/>
+          </w:pgBorders>
+        </w:sectPr>
+      </w:pPr>
+    </w:p>
+    <w:p>
+      <w:pPr>
+        <w:spacing w:before="160" w:after="120"/>
+        <w:shd w:val="clear" w:color="auto" w:fill="1F4E78"/>
+        <w:outlineLvl w:val="0"/>
+      </w:pPr>
+      <w:r>
+        <w:rPr>
+          <w:rFonts w:ascii="Calibri" w:hAnsi="Calibri"/>
+          <w:b/>
+          <w:color w:val="FFFFFF"/>
+        </w:rPr>
+        <w:t>DECLARATIONS &amp; UNDERTAKINGS</w:t>
+      </w:r>
+    </w:p>
+    <w:p/>
+    <w:p>
+      <w:r>
+        <w:rPr>
+          <w:rFonts w:ascii="Calibri" w:hAnsi="Calibri"/>
+          <w:sz w:val="22"/>
+        </w:rPr>
+        <w:t>The undersigned hereby declare and undertake the following in connection with this document:</w:t>
+      </w:r>
+    </w:p>
+    <w:p/>
+    <w:p>
+      <w:pPr>
+        <w:jc w:val="left"/>
+      </w:pPr>
+      <w:r>
+        <w:rPr>
+          <w:rFonts w:ascii="Calibri" w:hAnsi="Calibri"/>
+          <w:b/>
+          <w:sz w:val="22"/>
+        </w:rPr>
+        <w:t xml:space="preserve">1. ☐  </w:t>
+      </w:r>
+      <w:r>
+        <w:rPr>
+          <w:rFonts w:ascii="Calibri" w:hAnsi="Calibri"/>
+          <w:sz w:val="22"/>
+        </w:rPr>
+        <w:t>This document is executed on the basis of mutual understanding between the parties mentioned herein, and represents the true intent of all signatories.</w:t>
+      </w:r>
+    </w:p>
+    <w:p>
+      <w:pPr>
+        <w:jc w:val="left"/>
+      </w:pPr>
+      <w:r>
+        <w:rPr>
+          <w:rFonts w:ascii="Calibri" w:hAnsi="Calibri"/>
+          <w:b/>
+          <w:sz w:val="22"/>
+        </w:rPr>
+        <w:t xml:space="preserve">2. ☐  </w:t>
+      </w:r>
+      <w:r>
+        <w:rPr>
+          <w:rFonts w:ascii="Calibri" w:hAnsi="Calibri"/>
+          <w:sz w:val="22"/>
+        </w:rPr>
+        <w:t>The information contained in this document is true, correct, and complete to the best of our knowledge and belief. No material information has been concealed, suppressed, or misrepresented.</w:t>
+      </w:r>
+    </w:p>
+    <w:p>
+      <w:pPr>
+        <w:jc w:val="left"/>
+      </w:pPr>
+      <w:r>
+        <w:rPr>
+          <w:rFonts w:ascii="Calibri" w:hAnsi="Calibri"/>
+          <w:b/>
+          <w:sz w:val="22"/>
+        </w:rPr>
+        <w:t xml:space="preserve">3. ☐  </w:t>
+      </w:r>
+      <w:r>
+        <w:rPr>
+          <w:rFonts w:ascii="Calibri" w:hAnsi="Calibri"/>
+          <w:sz w:val="22"/>
+        </w:rPr>
+        <w:t>All parties agree to act in good faith and in accordance with the terms set forth in this document.</w:t>
+      </w:r>
+    </w:p>
+    <w:p>
+      <w:pPr>
+        <w:jc w:val="left"/>
+      </w:pPr>
+      <w:r>
+        <w:rPr>
+          <w:rFonts w:ascii="Calibri" w:hAnsi="Calibri"/>
+          <w:b/>
+          <w:sz w:val="22"/>
+        </w:rPr>
+        <w:t xml:space="preserve">4. ☐  </w:t>
+      </w:r>
+      <w:r>
+        <w:rPr>
+          <w:rFonts w:ascii="Calibri" w:hAnsi="Calibri"/>
+          <w:sz w:val="22"/>
+        </w:rPr>
+        <w:t>Any dispute arising out of or in connection with this document shall be subject to the exclusive jurisdiction of the courts in New Delhi, India, and shall be governed by the laws of India.</w:t>
+      </w:r>
+    </w:p>
+    <w:p>
+      <w:pPr>
+        <w:jc w:val="left"/>
+      </w:pPr>
+      <w:r>
+        <w:rPr>
+          <w:rFonts w:ascii="Calibri" w:hAnsi="Calibri"/>
+          <w:b/>
+          <w:sz w:val="22"/>
+        </w:rPr>
+        <w:t xml:space="preserve">5. ☐  </w:t>
+      </w:r>
+      <w:r>
+        <w:rPr>
+          <w:rFonts w:ascii="Calibri" w:hAnsi="Calibri"/>
+          <w:sz w:val="22"/>
+        </w:rPr>
+        <w:t>The bidder hereby declares that the information furnished in this proposal is true and correct, and no material information has been concealed or suppressed.</w:t>
+      </w:r>
+    </w:p>
+    <w:p>
+      <w:pPr>
+        <w:jc w:val="left"/>
+      </w:pPr>
+      <w:r>
+        <w:rPr>
+          <w:rFonts w:ascii="Calibri" w:hAnsi="Calibri"/>
+          <w:b/>
+          <w:sz w:val="22"/>
+        </w:rPr>
+        <w:t xml:space="preserve">6. ☐  </w:t>
+      </w:r>
+      <w:r>
+        <w:rPr>
+          <w:rFonts w:ascii="Calibri" w:hAnsi="Calibri"/>
+          <w:sz w:val="22"/>
+        </w:rPr>
+        <w:t>The bidder confirms that they meet all the eligibility criteria as specified in the Request for Proposal (RFP) and are not disqualified under any of the exclusion conditions.</w:t>
+      </w:r>
+    </w:p>
+    <w:p>
+      <w:pPr>
+        <w:jc w:val="left"/>
+      </w:pPr>
+      <w:r>
+        <w:rPr>
+          <w:rFonts w:ascii="Calibri" w:hAnsi="Calibri"/>
+          <w:b/>
+          <w:sz w:val="22"/>
+        </w:rPr>
+        <w:t xml:space="preserve">7. ☐  </w:t>
+      </w:r>
+      <w:r>
+        <w:rPr>
+          <w:rFonts w:ascii="Calibri" w:hAnsi="Calibri"/>
+          <w:sz w:val="22"/>
+        </w:rPr>
+        <w:t>The bidder agrees that the prices quoted in this proposal shall remain valid for the period specified in the RFP and shall not be subject to any escalation.</w:t>
+      </w:r>
+    </w:p>
+    <w:p>
+      <w:pPr>
+        <w:jc w:val="left"/>
+      </w:pPr>
+      <w:r>
+        <w:rPr>
+          <w:rFonts w:ascii="Calibri" w:hAnsi="Calibri"/>
+          <w:b/>
+          <w:sz w:val="22"/>
+        </w:rPr>
+        <w:t xml:space="preserve">8. ☐  </w:t>
+      </w:r>
+      <w:r>
+        <w:rPr>
+          <w:rFonts w:ascii="Calibri" w:hAnsi="Calibri"/>
+          <w:sz w:val="22"/>
+        </w:rPr>
+        <w:t>The bidder undertakes to execute the work as per the terms and conditions of the RFP and this proposal, if selected.</w:t>
+      </w:r>
+    </w:p>
+    <w:p/>
+    <w:p>
+      <w:pPr>
+        <w:jc w:val="left"/>
+      </w:pPr>
+      <w:r>
+        <w:rPr>
+          <w:rFonts w:ascii="Calibri" w:hAnsi="Calibri"/>
+          <w:i/>
+          <w:sz w:val="22"/>
+        </w:rPr>
+        <w:t>I/We have read and understood all the above declarations and undertakings and agree to abide by them.</w:t>
+      </w:r>
+    </w:p>
+    <w:p/>
+    <w:p>
+      <w:pPr>
+        <w:jc w:val="left"/>
+      </w:pPr>
+      <w:r>
+        <w:rPr>
+          <w:rFonts w:ascii="Calibri" w:hAnsi="Calibri"/>
+          <w:sz w:val="22"/>
+        </w:rPr>
+        <w:t>Signature: ____________________    Name: ____________________    Date: ____________________</w:t>
+      </w:r>
+    </w:p>
+    <w:p>
+      <w:pPr>
+        <w:sectPr>
+          <w:headerReference w:type="default" r:id="rId9"/>
+          <w:type w:val="nextPage"/>
+          <w:pgSz w:w="12240" w:h="15840"/>
+          <w:pgMar w:top="1440" w:right="1800" w:bottom="1440" w:left="1800" w:header="720" w:footer="720" w:gutter="0"/>
+          <w:cols w:space="720"/>
+          <w:docGrid w:linePitch="360"/>
+          <w:pgBorders w:offsetFrom="page">
+            <w:top w:val="single" w:sz="4" w:space="24" w:color="000000"/>
+            <w:left w:val="single" w:sz="4" w:space="24" w:color="000000"/>
+            <w:bottom w:val="single" w:sz="4" w:space="24" w:color="000000"/>
+            <w:right w:val="single" w:sz="4" w:space="24" w:color="000000"/>
+          </w:pgBorders>
+        </w:sectPr>
+      </w:pPr>
+    </w:p>
+    <w:tbl>
+      <w:tblPr>
+        <w:tblW w:type="auto" w:w="0"/>
+        <w:tblLayout w:type="fixed"/>
+        <w:tblLook w:firstColumn="1" w:firstRow="1" w:lastColumn="0" w:lastRow="0" w:noHBand="0" w:noVBand="1" w:val="04A0"/>
+      </w:tblPr>
+      <w:tblGrid>
+        <w:gridCol w:w="4320"/>
+        <w:gridCol w:w="4320"/>
+      </w:tblGrid>
+      <w:tr>
+        <w:tc>
+          <w:tcPr>
+            <w:tcW w:type="dxa" w:w="3118"/>
+            <w:vAlign w:val="center"/>
+          </w:tcPr>
+          <w:p>
+            <w:r>
+              <w:drawing>
+                <wp:inline xmlns:a="http://schemas.openxmlformats.org/drawingml/2006/main" xmlns:pic="http://schemas.openxmlformats.org/drawingml/2006/picture">
+                  <wp:extent cx="1800000" cy="1800000"/>
+                  <wp:docPr id="2" name="Picture 2"/>
+                  <wp:cNvGraphicFramePr>
+                    <a:graphicFrameLocks noChangeAspect="1"/>
+                  </wp:cNvGraphicFramePr>
+                  <a:graphic>
+                    <a:graphicData uri="http://schemas.openxmlformats.org/drawingml/2006/picture">
+                      <pic:pic>
+                        <pic:nvPicPr>
+                          <pic:cNvPr id="0" name="sourcesoft_logo.png"/>
+                          <pic:cNvPicPr/>
+                        </pic:nvPicPr>
+                        <pic:blipFill>
+                          <a:blip r:embed="rId10"/>
+                          <a:stretch>
+                            <a:fillRect/>
+                          </a:stretch>
+                        </pic:blipFill>
+                        <pic:spPr>
+                          <a:xfrm>
+                            <a:off x="0" y="0"/>
+                            <a:ext cx="1800000" cy="1800000"/>
+                          </a:xfrm>
+                          <a:prstGeom prst="rect"/>
+                        </pic:spPr>
+                      </pic:pic>
+                    </a:graphicData>
+                  </a:graphic>
+                </wp:inline>
+              </w:drawing>
+            </w:r>
+          </w:p>
+        </w:tc>
+        <w:tc>
+          <w:tcPr>
+            <w:tcW w:type="dxa" w:w="3402"/>
+            <w:vAlign w:val="center"/>
+          </w:tcPr>
+          <w:p>
+            <w:pPr>
+              <w:jc w:val="left"/>
+            </w:pPr>
+            <w:r>
+              <w:rPr>
+                <w:rFonts w:ascii="Calibri" w:hAnsi="Calibri"/>
+                <w:b/>
+                <w:color w:val="1F4E78"/>
+                <w:sz w:val="28"/>
+              </w:rPr>
+              <w:t>Source Soft Solutions</w:t>
+            </w:r>
+          </w:p>
+        </w:tc>
+      </w:tr>
+    </w:tbl>
+    <w:p>
+      <w:pPr>
+        <w:jc w:val="center"/>
+      </w:pPr>
+      <w:r>
+        <w:rPr>
+          <w:rFonts w:ascii="Calibri" w:hAnsi="Calibri"/>
+          <w:i/>
+          <w:sz w:val="18"/>
+        </w:rPr>
+        <w:t>New Jersey, USA (HQ) · Dubai, UAE · Noida, India</w:t>
+      </w:r>
+    </w:p>
+    <w:p>
+      <w:pPr>
+        <w:pBdr>
+          <w:bottom w:val="single" w:sz="8" w:space="4" w:color="1F4E78"/>
         </w:pBdr>
       </w:pPr>
     </w:p>
@@ -67,6 +664,7 @@
       </w:pPr>
       <w:r>
         <w:rPr>
+          <w:rFonts w:ascii="Calibri" w:hAnsi="Calibri"/>
           <w:b/>
           <w:sz w:val="32"/>
         </w:rPr>
@@ -213,10 +811,12 @@
     <w:p>
       <w:pPr>
         <w:spacing w:before="160" w:after="120"/>
-        <w:shd w:val="clear" w:color="auto" w:fill="1F3864"/>
+        <w:shd w:val="clear" w:color="auto" w:fill="1F4E78"/>
+        <w:outlineLvl w:val="0"/>
       </w:pPr>
       <w:r>
         <w:rPr>
+          <w:rFonts w:ascii="Calibri" w:hAnsi="Calibri"/>
           <w:b/>
           <w:color w:val="FFFFFF"/>
         </w:rPr>
@@ -231,10 +831,12 @@
     <w:p>
       <w:pPr>
         <w:spacing w:before="160" w:after="120"/>
-        <w:shd w:val="clear" w:color="auto" w:fill="1F3864"/>
+        <w:shd w:val="clear" w:color="auto" w:fill="1F4E78"/>
+        <w:outlineLvl w:val="0"/>
       </w:pPr>
       <w:r>
         <w:rPr>
+          <w:rFonts w:ascii="Calibri" w:hAnsi="Calibri"/>
           <w:b/>
           <w:color w:val="FFFFFF"/>
         </w:rPr>
@@ -249,10 +851,12 @@
     <w:p>
       <w:pPr>
         <w:spacing w:before="160" w:after="120"/>
-        <w:shd w:val="clear" w:color="auto" w:fill="1F3864"/>
+        <w:shd w:val="clear" w:color="auto" w:fill="1F4E78"/>
+        <w:outlineLvl w:val="0"/>
       </w:pPr>
       <w:r>
         <w:rPr>
+          <w:rFonts w:ascii="Calibri" w:hAnsi="Calibri"/>
           <w:b/>
           <w:color w:val="FFFFFF"/>
         </w:rPr>
@@ -267,10 +871,12 @@
     <w:p>
       <w:pPr>
         <w:spacing w:before="160" w:after="120"/>
-        <w:shd w:val="clear" w:color="auto" w:fill="1F3864"/>
+        <w:shd w:val="clear" w:color="auto" w:fill="1F4E78"/>
+        <w:outlineLvl w:val="0"/>
       </w:pPr>
       <w:r>
         <w:rPr>
+          <w:rFonts w:ascii="Calibri" w:hAnsi="Calibri"/>
           <w:b/>
           <w:color w:val="FFFFFF"/>
         </w:rPr>
@@ -293,8 +899,8 @@
       <w:r>
         <w:drawing>
           <wp:inline xmlns:a="http://schemas.openxmlformats.org/drawingml/2006/main" xmlns:pic="http://schemas.openxmlformats.org/drawingml/2006/picture">
-            <wp:extent cx="576000" cy="672000"/>
-            <wp:docPr id="2" name="Picture 2"/>
+            <wp:extent cx="576000" cy="576000"/>
+            <wp:docPr id="3" name="Picture 3"/>
             <wp:cNvGraphicFramePr>
               <a:graphicFrameLocks noChangeAspect="1"/>
             </wp:cNvGraphicFramePr>
@@ -302,11 +908,11 @@
               <a:graphicData uri="http://schemas.openxmlformats.org/drawingml/2006/picture">
                 <pic:pic>
                   <pic:nvPicPr>
-                    <pic:cNvPr id="0" name="qci_logo_1.jpeg"/>
+                    <pic:cNvPr id="0" name="sourcesoft_logo.png"/>
                     <pic:cNvPicPr/>
                   </pic:nvPicPr>
                   <pic:blipFill>
-                    <a:blip r:embed="rId11"/>
+                    <a:blip r:embed="rId10"/>
                     <a:stretch>
                       <a:fillRect/>
                     </a:stretch>
@@ -314,7 +920,7 @@
                   <pic:spPr>
                     <a:xfrm>
                       <a:off x="0" y="0"/>
-                      <a:ext cx="576000" cy="672000"/>
+                      <a:ext cx="576000" cy="576000"/>
                     </a:xfrm>
                     <a:prstGeom prst="rect"/>
                   </pic:spPr>
@@ -346,7 +952,6 @@
     </w:p>
     <w:sectPr>
       <w:headerReference w:type="default" r:id="rId9"/>
-      <w:footerReference w:type="default" r:id="rId12"/>
       <w:pgSz w:w="12240" w:h="15840"/>
       <w:pgMar w:top="1440" w:right="1800" w:bottom="1440" w:left="1800" w:header="720" w:footer="720" w:gutter="0"/>
       <w:cols w:space="720"/>
@@ -371,6 +976,7 @@
     </w:pPr>
     <w:r>
       <w:rPr>
+        <w:rFonts w:ascii="Calibri" w:hAnsi="Calibri"/>
         <w:i/>
         <w:sz w:val="16"/>
       </w:rPr>
@@ -387,6 +993,7 @@
     </w:r>
     <w:r>
       <w:rPr>
+        <w:rFonts w:ascii="Calibri" w:hAnsi="Calibri"/>
         <w:i/>
         <w:sz w:val="16"/>
       </w:rPr>
@@ -414,6 +1021,7 @@
     </w:pPr>
     <w:r>
       <w:rPr>
+        <w:rFonts w:ascii="Calibri" w:hAnsi="Calibri"/>
         <w:i/>
         <w:sz w:val="20"/>
       </w:rPr>
